--- a/assets/print/templates/technijian-letterhead-template.docx
+++ b/assets/print/templates/technijian-letterhead-template.docx
@@ -4,15 +4,15 @@
   <w:body>
     <w:p>
       <w:pPr>
-        <w:spacing w:after="360"/>
+        <w:spacing w:after="360" w:before="360"/>
         <w:jc w:val="right"/>
       </w:pPr>
       <w:r>
         <w:rPr>
           <w:rFonts w:ascii="Open Sans" w:cs="Open Sans" w:eastAsia="Open Sans" w:hAnsi="Open Sans"/>
           <w:color w:val="59595B"/>
-          <w:sz w:val="24"/>
-          <w:szCs w:val="24"/>
+          <w:sz w:val="20"/>
+          <w:szCs w:val="20"/>
         </w:rPr>
         <w:t xml:space="preserve">[Month Day, Year]</w:t>
       </w:r>
@@ -20,21 +20,182 @@
     <w:p>
       <w:r>
         <w:rPr>
+          <w:rFonts w:ascii="Open Sans" w:cs="Open Sans" w:eastAsia="Open Sans" w:hAnsi="Open Sans"/>
+          <w:b/>
+          <w:bCs/>
+          <w:color w:val="1A1A2E"/>
+          <w:sz w:val="22"/>
+          <w:szCs w:val="22"/>
+        </w:rPr>
+        <w:t xml:space="preserve">[Recipient Name]</w:t>
+      </w:r>
+    </w:p>
+    <w:p>
+      <w:r>
+        <w:rPr>
+          <w:rFonts w:ascii="Open Sans" w:cs="Open Sans" w:eastAsia="Open Sans" w:hAnsi="Open Sans"/>
+          <w:color w:val="1A1A2E"/>
+          <w:sz w:val="22"/>
+          <w:szCs w:val="22"/>
+        </w:rPr>
+        <w:t xml:space="preserve">[Title]</w:t>
+      </w:r>
+    </w:p>
+    <w:p>
+      <w:r>
+        <w:rPr>
+          <w:rFonts w:ascii="Open Sans" w:cs="Open Sans" w:eastAsia="Open Sans" w:hAnsi="Open Sans"/>
+          <w:color w:val="1A1A2E"/>
+          <w:sz w:val="22"/>
+          <w:szCs w:val="22"/>
+        </w:rPr>
+        <w:t xml:space="preserve">[Company Name]</w:t>
+      </w:r>
+    </w:p>
+    <w:p>
+      <w:r>
+        <w:rPr>
+          <w:rFonts w:ascii="Open Sans" w:cs="Open Sans" w:eastAsia="Open Sans" w:hAnsi="Open Sans"/>
+          <w:color w:val="1A1A2E"/>
+          <w:sz w:val="22"/>
+          <w:szCs w:val="22"/>
+        </w:rPr>
+        <w:t xml:space="preserve">[Street Address]</w:t>
+      </w:r>
+    </w:p>
+    <w:p>
+      <w:pPr>
+        <w:spacing w:after="280"/>
+      </w:pPr>
+      <w:r>
+        <w:rPr>
+          <w:rFonts w:ascii="Open Sans" w:cs="Open Sans" w:eastAsia="Open Sans" w:hAnsi="Open Sans"/>
+          <w:color w:val="1A1A2E"/>
+          <w:sz w:val="22"/>
+          <w:szCs w:val="22"/>
+        </w:rPr>
+        <w:t xml:space="preserve">[City, State ZIP]</w:t>
+      </w:r>
+    </w:p>
+    <w:p>
+      <w:pPr>
+        <w:spacing w:after="240"/>
+      </w:pPr>
+      <w:r>
+        <w:rPr>
+          <w:rFonts w:ascii="Open Sans" w:cs="Open Sans" w:eastAsia="Open Sans" w:hAnsi="Open Sans"/>
+          <w:b/>
+          <w:bCs/>
+          <w:color w:val="006DB6"/>
+          <w:sz w:val="22"/>
+          <w:szCs w:val="22"/>
+        </w:rPr>
+        <w:t xml:space="preserve">RE: </w:t>
+      </w:r>
+      <w:r>
+        <w:rPr>
+          <w:rFonts w:ascii="Open Sans" w:cs="Open Sans" w:eastAsia="Open Sans" w:hAnsi="Open Sans"/>
+          <w:b/>
+          <w:bCs/>
+          <w:color w:val="1A1A2E"/>
+          <w:sz w:val="22"/>
+          <w:szCs w:val="22"/>
+        </w:rPr>
+        <w:t xml:space="preserve">[Subject of letter]</w:t>
+      </w:r>
+    </w:p>
+    <w:p>
+      <w:pPr>
+        <w:spacing w:after="220"/>
+      </w:pPr>
+      <w:r>
+        <w:rPr>
+          <w:rFonts w:ascii="Open Sans" w:cs="Open Sans" w:eastAsia="Open Sans" w:hAnsi="Open Sans"/>
+          <w:color w:val="1A1A2E"/>
+          <w:sz w:val="22"/>
+          <w:szCs w:val="22"/>
+        </w:rPr>
+        <w:t xml:space="preserve">Dear [Recipient Name],</w:t>
+      </w:r>
+    </w:p>
+    <w:p>
+      <w:pPr>
+        <w:spacing w:after="200" w:line="320" w:lineRule="auto"/>
+      </w:pPr>
+      <w:r>
+        <w:rPr>
+          <w:rFonts w:ascii="Open Sans" w:cs="Open Sans" w:eastAsia="Open Sans" w:hAnsi="Open Sans"/>
+          <w:color w:val="59595B"/>
+          <w:sz w:val="22"/>
+          <w:szCs w:val="22"/>
+        </w:rPr>
+        <w:t xml:space="preserve">[Opening paragraph. State the purpose of the letter clearly and directly. Reference any prior conversations, proposals, or agreements so the recipient can place this letter in context immediately.]</w:t>
+      </w:r>
+    </w:p>
+    <w:p>
+      <w:pPr>
+        <w:spacing w:after="200" w:line="320" w:lineRule="auto"/>
+      </w:pPr>
+      <w:r>
+        <w:rPr>
+          <w:rFonts w:ascii="Open Sans" w:cs="Open Sans" w:eastAsia="Open Sans" w:hAnsi="Open Sans"/>
+          <w:color w:val="59595B"/>
+          <w:sz w:val="22"/>
+          <w:szCs w:val="22"/>
+        </w:rPr>
+        <w:t xml:space="preserve">[Body paragraph. Provide supporting details, key information, or value propositions. Keep paragraphs concise — 2 to 3 sentences. Use plain English over jargon, and lead with what the reader needs to know.]</w:t>
+      </w:r>
+    </w:p>
+    <w:p>
+      <w:pPr>
+        <w:spacing w:after="200" w:line="320" w:lineRule="auto"/>
+      </w:pPr>
+      <w:r>
+        <w:rPr>
+          <w:rFonts w:ascii="Open Sans" w:cs="Open Sans" w:eastAsia="Open Sans" w:hAnsi="Open Sans"/>
+          <w:color w:val="59595B"/>
+          <w:sz w:val="22"/>
+          <w:szCs w:val="22"/>
+        </w:rPr>
+        <w:t xml:space="preserve">[Closing paragraph. Summarise the key takeaway and provide a clear next step. Include a call to action or state what will happen next, by when, and who will own it.]</w:t>
+      </w:r>
+    </w:p>
+    <w:p>
+      <w:pPr>
+        <w:spacing w:after="600" w:before="120"/>
+      </w:pPr>
+      <w:r>
+        <w:rPr>
+          <w:rFonts w:ascii="Open Sans" w:cs="Open Sans" w:eastAsia="Open Sans" w:hAnsi="Open Sans"/>
+          <w:color w:val="1A1A2E"/>
+          <w:sz w:val="22"/>
+          <w:szCs w:val="22"/>
+        </w:rPr>
+        <w:t xml:space="preserve">Sincerely,</w:t>
+      </w:r>
+    </w:p>
+    <w:p>
+      <w:r>
+        <w:rPr>
+          <w:rFonts w:ascii="Open Sans" w:cs="Open Sans" w:eastAsia="Open Sans" w:hAnsi="Open Sans"/>
           <w:b/>
           <w:bCs/>
           <w:color w:val="1A1A2E"/>
           <w:sz w:val="24"/>
           <w:szCs w:val="24"/>
         </w:rPr>
-        <w:t xml:space="preserve">[Recipient Name]</w:t>
-      </w:r>
-    </w:p>
-    <w:p>
-      <w:r>
-        <w:rPr>
-          <w:color w:val="1A1A2E"/>
-          <w:sz w:val="24"/>
-          <w:szCs w:val="24"/>
+        <w:t xml:space="preserve">[Sender Name]</w:t>
+      </w:r>
+    </w:p>
+    <w:p>
+      <w:r>
+        <w:rPr>
+          <w:rFonts w:ascii="Open Sans" w:cs="Open Sans" w:eastAsia="Open Sans" w:hAnsi="Open Sans"/>
+          <w:b/>
+          <w:bCs/>
+          <w:color w:val="006DB6"/>
+          <w:sz w:val="20"/>
+          <w:szCs w:val="20"/>
         </w:rPr>
         <w:t xml:space="preserve">[Title]</w:t>
       </w:r>
@@ -42,213 +203,51 @@
     <w:p>
       <w:r>
         <w:rPr>
-          <w:color w:val="1A1A2E"/>
-          <w:sz w:val="24"/>
-          <w:szCs w:val="24"/>
-        </w:rPr>
-        <w:t xml:space="preserve">[Company Name]</w:t>
-      </w:r>
-    </w:p>
-    <w:p>
-      <w:r>
-        <w:rPr>
-          <w:color w:val="1A1A2E"/>
-          <w:sz w:val="24"/>
-          <w:szCs w:val="24"/>
-        </w:rPr>
-        <w:t xml:space="preserve">[Street Address]</w:t>
-      </w:r>
-    </w:p>
-    <w:p>
-      <w:pPr>
-        <w:spacing w:after="240"/>
-      </w:pPr>
-      <w:r>
-        <w:rPr>
-          <w:color w:val="1A1A2E"/>
-          <w:sz w:val="24"/>
-          <w:szCs w:val="24"/>
-        </w:rPr>
-        <w:t xml:space="preserve">[City, State ZIP]</w:t>
-      </w:r>
-    </w:p>
-    <w:p>
-      <w:pPr>
-        <w:spacing w:after="200"/>
-      </w:pPr>
-      <w:r>
-        <w:rPr>
-          <w:color w:val="1A1A2E"/>
-          <w:sz w:val="24"/>
-          <w:szCs w:val="24"/>
-        </w:rPr>
-        <w:t xml:space="preserve">Dear [Recipient Name],</w:t>
-      </w:r>
-    </w:p>
-    <w:p>
-      <w:pPr>
-        <w:spacing w:after="200"/>
-      </w:pPr>
-      <w:r>
-        <w:rPr>
+          <w:rFonts w:ascii="Open Sans" w:cs="Open Sans" w:eastAsia="Open Sans" w:hAnsi="Open Sans"/>
           <w:color w:val="59595B"/>
-          <w:sz w:val="24"/>
-          <w:szCs w:val="24"/>
-        </w:rPr>
-        <w:t xml:space="preserve">[Opening paragraph. State the purpose of the letter clearly and directly. Reference any prior conversations, proposals, or agreements.]</w:t>
-      </w:r>
-    </w:p>
-    <w:p>
-      <w:pPr>
-        <w:spacing w:after="200"/>
-      </w:pPr>
-      <w:r>
-        <w:rPr>
+          <w:sz w:val="20"/>
+          <w:szCs w:val="20"/>
+        </w:rPr>
+        <w:t xml:space="preserve">Technijian, Inc.</w:t>
+      </w:r>
+    </w:p>
+    <w:p>
+      <w:pPr>
+        <w:spacing w:before="40"/>
+      </w:pPr>
+      <w:r>
+        <w:rPr>
+          <w:rFonts w:ascii="Open Sans" w:cs="Open Sans" w:eastAsia="Open Sans" w:hAnsi="Open Sans"/>
           <w:color w:val="59595B"/>
-          <w:sz w:val="24"/>
-          <w:szCs w:val="24"/>
-        </w:rPr>
-        <w:t xml:space="preserve">[Body paragraph. Provide supporting details, key information, or value propositions. Keep paragraphs concise — 2-3 sentences each.]</w:t>
-      </w:r>
-    </w:p>
-    <w:p>
-      <w:pPr>
-        <w:spacing w:after="200"/>
-      </w:pPr>
-      <w:r>
-        <w:rPr>
-          <w:color w:val="59595B"/>
-          <w:sz w:val="24"/>
-          <w:szCs w:val="24"/>
-        </w:rPr>
-        <w:t xml:space="preserve">[Closing paragraph. Summarize the key takeaway and provide a clear next step. Include a call to action or state what will happen next.]</w:t>
-      </w:r>
-    </w:p>
-    <w:p>
-      <w:pPr>
-        <w:spacing w:after="600"/>
-      </w:pPr>
-      <w:r>
-        <w:rPr>
-          <w:color w:val="1A1A2E"/>
-          <w:sz w:val="24"/>
-          <w:szCs w:val="24"/>
-        </w:rPr>
-        <w:t xml:space="preserve">Sincerely,</w:t>
-      </w:r>
-    </w:p>
-    <w:tbl>
-      <w:tblPr>
-        <w:tblW w:type="dxa" w:w="5000"/>
-        <w:tblBorders>
-          <w:top w:val="single" w:color="auto" w:sz="4"/>
-          <w:left w:val="single" w:color="auto" w:sz="4"/>
-          <w:bottom w:val="single" w:color="auto" w:sz="4"/>
-          <w:right w:val="single" w:color="auto" w:sz="4"/>
-          <w:insideH w:val="single" w:color="auto" w:sz="4"/>
-          <w:insideV w:val="single" w:color="auto" w:sz="4"/>
-        </w:tblBorders>
-      </w:tblPr>
-      <w:tblGrid>
-        <w:gridCol w:w="80"/>
-        <w:gridCol w:w="4920"/>
-      </w:tblGrid>
-      <w:tr>
-        <w:tc>
-          <w:tcPr>
-            <w:tcW w:type="dxa" w:w="80"/>
-            <w:tcBorders>
-              <w:top w:val="none"/>
-              <w:left w:val="none"/>
-              <w:bottom w:val="none"/>
-              <w:right w:val="none"/>
-            </w:tcBorders>
-            <w:shd w:fill="F67D4B" w:val="clear"/>
-          </w:tcPr>
-          <w:p/>
-        </w:tc>
-        <w:tc>
-          <w:tcPr>
-            <w:tcW w:type="dxa" w:w="4920"/>
-            <w:tcBorders>
-              <w:top w:val="none"/>
-              <w:left w:val="none"/>
-              <w:bottom w:val="none"/>
-              <w:right w:val="none"/>
-            </w:tcBorders>
-            <w:tcMar>
-              <w:top w:type="dxa" w:w="40"/>
-              <w:left w:type="dxa" w:w="120"/>
-              <w:bottom w:type="dxa" w:w="40"/>
-              <w:right w:type="dxa" w:w="0"/>
-            </w:tcMar>
-          </w:tcPr>
-          <w:p>
-            <w:r>
-              <w:rPr>
-                <w:b/>
-                <w:bCs/>
-                <w:color w:val="1A1A2E"/>
-                <w:sz w:val="24"/>
-                <w:szCs w:val="24"/>
-              </w:rPr>
-              <w:t xml:space="preserve">[Sender Name]</w:t>
-            </w:r>
-          </w:p>
-          <w:p>
-            <w:r>
-              <w:rPr>
-                <w:color w:val="006DB6"/>
-                <w:sz w:val="22"/>
-                <w:szCs w:val="22"/>
-              </w:rPr>
-              <w:t xml:space="preserve">[Title]</w:t>
-            </w:r>
-          </w:p>
-          <w:p>
-            <w:r>
-              <w:rPr>
-                <w:color w:val="59595B"/>
-                <w:sz w:val="22"/>
-                <w:szCs w:val="22"/>
-              </w:rPr>
-              <w:t xml:space="preserve">Technijian</w:t>
-            </w:r>
-          </w:p>
-          <w:p>
-            <w:r>
-              <w:rPr>
-                <w:color w:val="59595B"/>
-                <w:sz w:val="22"/>
-                <w:szCs w:val="22"/>
-              </w:rPr>
-              <w:t xml:space="preserve">[direct phone]</w:t>
-            </w:r>
-            <w:r>
-              <w:rPr>
-                <w:color w:val="E9ECEF"/>
-                <w:sz w:val="22"/>
-                <w:szCs w:val="22"/>
-              </w:rPr>
-              <w:t xml:space="preserve">  |  </w:t>
-            </w:r>
-            <w:r>
-              <w:rPr>
-                <w:color w:val="006DB6"/>
-                <w:sz w:val="22"/>
-                <w:szCs w:val="22"/>
-              </w:rPr>
-              <w:t xml:space="preserve">[email@technijian.com]</w:t>
-            </w:r>
-          </w:p>
-        </w:tc>
-      </w:tr>
-    </w:tbl>
+          <w:sz w:val="20"/>
+          <w:szCs w:val="20"/>
+        </w:rPr>
+        <w:t xml:space="preserve">+1 949.379.8499</w:t>
+      </w:r>
+      <w:r>
+        <w:rPr>
+          <w:rFonts w:ascii="Open Sans" w:cs="Open Sans" w:eastAsia="Open Sans" w:hAnsi="Open Sans"/>
+          <w:color w:val="C9CDD2"/>
+          <w:sz w:val="20"/>
+          <w:szCs w:val="20"/>
+        </w:rPr>
+        <w:t xml:space="preserve">   ·   </w:t>
+      </w:r>
+      <w:r>
+        <w:rPr>
+          <w:rFonts w:ascii="Open Sans" w:cs="Open Sans" w:eastAsia="Open Sans" w:hAnsi="Open Sans"/>
+          <w:color w:val="006DB6"/>
+          <w:sz w:val="20"/>
+          <w:szCs w:val="20"/>
+        </w:rPr>
+        <w:t xml:space="preserve">[email@technijian.com]</w:t>
+      </w:r>
+    </w:p>
     <w:sectPr>
       <w:headerReference w:type="default" r:id="rId7"/>
       <w:footerReference w:type="default" r:id="rId8"/>
       <w:pgSz w:w="12240" w:h="15840" w:orient="portrait"/>
-      <w:pgMar w:top="1800" w:right="1440" w:bottom="1440" w:left="1440" w:header="708" w:footer="708" w:gutter="0"/>
+      <w:pgMar w:top="2200" w:right="1440" w:bottom="1800" w:left="1440" w:header="708" w:footer="708" w:gutter="0"/>
       <w:pgNumType/>
       <w:docGrid w:linePitch="360"/>
     </w:sectPr>
@@ -324,11 +323,11 @@
             <w:bottom w:val="none"/>
             <w:right w:val="none"/>
           </w:tcBorders>
-          <w:shd w:fill="006DB6" w:val="clear"/>
+          <w:shd w:fill="E9ECEF" w:val="clear"/>
           <w:tcMar>
-            <w:top w:type="dxa" w:w="2"/>
+            <w:top w:type="dxa" w:w="1"/>
             <w:left w:type="dxa" w:w="0"/>
-            <w:bottom w:type="dxa" w:w="2"/>
+            <w:bottom w:type="dxa" w:w="1"/>
             <w:right w:type="dxa" w:w="0"/>
           </w:tcMar>
         </w:tcPr>
@@ -342,9 +341,74 @@
   </w:tbl>
   <w:p>
     <w:pPr>
-      <w:spacing w:before="80"/>
+      <w:spacing w:after="0" w:before="140"/>
+    </w:pPr>
+  </w:p>
+  <w:p>
+    <w:pPr>
+      <w:spacing w:after="0" w:before="0"/>
       <w:jc w:val="center"/>
     </w:pPr>
+    <w:r>
+      <w:rPr>
+        <w:rFonts w:ascii="Open Sans" w:cs="Open Sans" w:eastAsia="Open Sans" w:hAnsi="Open Sans"/>
+        <w:b/>
+        <w:bCs/>
+        <w:color w:val="1A1A2E"/>
+        <w:sz w:val="16"/>
+        <w:szCs w:val="16"/>
+      </w:rPr>
+      <w:t xml:space="preserve">Technijian, Inc.</w:t>
+    </w:r>
+    <w:r>
+      <w:rPr>
+        <w:rFonts w:ascii="Open Sans" w:cs="Open Sans" w:eastAsia="Open Sans" w:hAnsi="Open Sans"/>
+        <w:color w:val="C9CDD2"/>
+        <w:sz w:val="16"/>
+        <w:szCs w:val="16"/>
+      </w:rPr>
+      <w:t xml:space="preserve">   ·   </w:t>
+    </w:r>
+    <w:r>
+      <w:rPr>
+        <w:rFonts w:ascii="Open Sans" w:cs="Open Sans" w:eastAsia="Open Sans" w:hAnsi="Open Sans"/>
+        <w:i/>
+        <w:iCs/>
+        <w:color w:val="59595B"/>
+        <w:sz w:val="16"/>
+        <w:szCs w:val="16"/>
+      </w:rPr>
+      <w:t xml:space="preserve">technology as a solution</w:t>
+    </w:r>
+    <w:r>
+      <w:rPr>
+        <w:rFonts w:ascii="Open Sans" w:cs="Open Sans" w:eastAsia="Open Sans" w:hAnsi="Open Sans"/>
+        <w:color w:val="C9CDD2"/>
+        <w:sz w:val="16"/>
+        <w:szCs w:val="16"/>
+      </w:rPr>
+      <w:t xml:space="preserve">   ·   </w:t>
+    </w:r>
+    <w:r>
+      <w:rPr>
+        <w:rFonts w:ascii="Open Sans" w:cs="Open Sans" w:eastAsia="Open Sans" w:hAnsi="Open Sans"/>
+        <w:b/>
+        <w:bCs/>
+        <w:color w:val="006DB6"/>
+        <w:sz w:val="16"/>
+        <w:szCs w:val="16"/>
+      </w:rPr>
+      <w:t xml:space="preserve">technijian.com</w:t>
+    </w:r>
+    <w:r>
+      <w:rPr>
+        <w:rFonts w:ascii="Open Sans" w:cs="Open Sans" w:eastAsia="Open Sans" w:hAnsi="Open Sans"/>
+        <w:color w:val="C9CDD2"/>
+        <w:sz w:val="16"/>
+        <w:szCs w:val="16"/>
+      </w:rPr>
+      <w:t xml:space="preserve">   ·   </w:t>
+    </w:r>
     <w:r>
       <w:rPr>
         <w:rFonts w:ascii="Open Sans" w:cs="Open Sans" w:eastAsia="Open Sans" w:hAnsi="Open Sans"/>
@@ -352,7 +416,7 @@
         <w:sz w:val="16"/>
         <w:szCs w:val="16"/>
       </w:rPr>
-      <w:t xml:space="preserve">Technijian  |  Managed IT  •  Cybersecurity  •  Cloud  •  AI Development</w:t>
+      <w:t xml:space="preserve">+1 949.379.8499</w:t>
     </w:r>
   </w:p>
 </w:ftr>
@@ -410,13 +474,13 @@
       </w:tblBorders>
     </w:tblPr>
     <w:tblGrid>
-      <w:gridCol w:w="5000"/>
-      <w:gridCol w:w="4360"/>
+      <w:gridCol w:w="4400"/>
+      <w:gridCol w:w="4960"/>
     </w:tblGrid>
     <w:tr>
       <w:tc>
         <w:tcPr>
-          <w:tcW w:type="dxa" w:w="5000"/>
+          <w:tcW w:type="dxa" w:w="4400"/>
           <w:tcBorders>
             <w:top w:val="none"/>
             <w:left w:val="none"/>
@@ -429,14 +493,18 @@
             <w:bottom w:type="dxa" w:w="0"/>
             <w:right w:type="dxa" w:w="0"/>
           </w:tcMar>
+          <w:vAlign w:val="center"/>
         </w:tcPr>
         <w:p>
+          <w:pPr>
+            <w:spacing w:after="0" w:before="0"/>
+          </w:pPr>
           <w:r>
             <w:drawing>
               <wp:inline distT="0" distB="0" distL="0" distR="0">
-                <wp:extent cx="1524000" cy="314325"/>
+                <wp:extent cx="2095500" cy="438150"/>
                 <wp:effectExtent t="0" r="0" b="0" l="0"/>
-                <wp:docPr id="1" name="logo" descr="Logo" title="Technijian"/>
+                <wp:docPr id="1" name="logo" descr="Technijian logo" title="Technijian"/>
                 <wp:cNvGraphicFramePr>
                   <a:graphicFrameLocks xmlns:a="http://schemas.openxmlformats.org/drawingml/2006/main" noChangeAspect="1"/>
                 </wp:cNvGraphicFramePr>
@@ -459,7 +527,7 @@
                       <pic:spPr bwMode="auto">
                         <a:xfrm>
                           <a:off x="0" y="0"/>
-                          <a:ext cx="1524000" cy="314325"/>
+                          <a:ext cx="2095500" cy="438150"/>
                         </a:xfrm>
                         <a:prstGeom prst="rect">
                           <a:avLst/>
@@ -475,7 +543,7 @@
       </w:tc>
       <w:tc>
         <w:tcPr>
-          <w:tcW w:type="dxa" w:w="4360"/>
+          <w:tcW w:type="dxa" w:w="4960"/>
           <w:tcBorders>
             <w:top w:val="none"/>
             <w:left w:val="none"/>
@@ -488,9 +556,29 @@
             <w:bottom w:type="dxa" w:w="0"/>
             <w:right w:type="dxa" w:w="0"/>
           </w:tcMar>
+          <w:vAlign w:val="center"/>
         </w:tcPr>
         <w:p>
           <w:pPr>
+            <w:spacing w:after="50"/>
+            <w:jc w:val="right"/>
+          </w:pPr>
+          <w:r>
+            <w:rPr>
+              <w:rFonts w:ascii="Open Sans" w:cs="Open Sans" w:eastAsia="Open Sans" w:hAnsi="Open Sans"/>
+              <w:b/>
+              <w:bCs/>
+              <w:color w:val="006DB6"/>
+              <w:spacing w:val="24"/>
+              <w:sz w:val="15"/>
+              <w:szCs w:val="15"/>
+            </w:rPr>
+            <w:t xml:space="preserve">USA HEADQUARTERS</w:t>
+          </w:r>
+        </w:p>
+        <w:p>
+          <w:pPr>
+            <w:spacing w:after="0"/>
             <w:jc w:val="right"/>
           </w:pPr>
           <w:r>
@@ -500,7 +588,37 @@
               <w:sz w:val="16"/>
               <w:szCs w:val="16"/>
             </w:rPr>
-            <w:t xml:space="preserve">18 Technology Dr., Ste 141, Irvine, CA 92618</w:t>
+            <w:t xml:space="preserve">18 Technology Dr., Ste 141</w:t>
+          </w:r>
+        </w:p>
+        <w:p>
+          <w:pPr>
+            <w:spacing w:after="0"/>
+            <w:jc w:val="right"/>
+          </w:pPr>
+          <w:r>
+            <w:rPr>
+              <w:rFonts w:ascii="Open Sans" w:cs="Open Sans" w:eastAsia="Open Sans" w:hAnsi="Open Sans"/>
+              <w:color w:val="59595B"/>
+              <w:sz w:val="16"/>
+              <w:szCs w:val="16"/>
+            </w:rPr>
+            <w:t xml:space="preserve">Irvine, CA 92618</w:t>
+          </w:r>
+        </w:p>
+        <w:p>
+          <w:pPr>
+            <w:spacing w:after="30"/>
+            <w:jc w:val="right"/>
+          </w:pPr>
+          <w:r>
+            <w:rPr>
+              <w:rFonts w:ascii="Open Sans" w:cs="Open Sans" w:eastAsia="Open Sans" w:hAnsi="Open Sans"/>
+              <w:color w:val="59595B"/>
+              <w:sz w:val="16"/>
+              <w:szCs w:val="16"/>
+            </w:rPr>
+            <w:t xml:space="preserve">United States</w:t>
           </w:r>
         </w:p>
         <w:p>
@@ -514,7 +632,7 @@
               <w:sz w:val="16"/>
               <w:szCs w:val="16"/>
             </w:rPr>
-            <w:t xml:space="preserve">949.379.8500</w:t>
+            <w:t xml:space="preserve">+1 949.379.8499</w:t>
           </w:r>
           <w:r>
             <w:rPr>
@@ -523,11 +641,13 @@
               <w:sz w:val="16"/>
               <w:szCs w:val="16"/>
             </w:rPr>
-            <w:t xml:space="preserve">  |  </w:t>
+            <w:t xml:space="preserve">   </w:t>
           </w:r>
           <w:r>
             <w:rPr>
               <w:rFonts w:ascii="Open Sans" w:cs="Open Sans" w:eastAsia="Open Sans" w:hAnsi="Open Sans"/>
+              <w:b/>
+              <w:bCs/>
               <w:color w:val="006DB6"/>
               <w:sz w:val="16"/>
               <w:szCs w:val="16"/>
@@ -538,6 +658,11 @@
       </w:tc>
     </w:tr>
   </w:tbl>
+  <w:p>
+    <w:pPr>
+      <w:spacing w:after="0" w:before="80"/>
+    </w:pPr>
+  </w:p>
   <w:tbl>
     <w:tblPr>
       <w:tblW w:type="dxa" w:w="9360"/>
@@ -684,8 +809,8 @@
       <w:rPr>
         <w:rFonts w:ascii="Open Sans" w:cs="Open Sans" w:eastAsia="Open Sans" w:hAnsi="Open Sans"/>
         <w:color w:val="59595B"/>
-        <w:sz w:val="24"/>
-        <w:szCs w:val="24"/>
+        <w:sz w:val="22"/>
+        <w:szCs w:val="22"/>
       </w:rPr>
     </w:rPrDefault>
     <w:pPrDefault/>
